--- a/docs/Evidence_use_systematic_map_supp_mat_final.docx
+++ b/docs/Evidence_use_systematic_map_supp_mat_final.docx
@@ -3948,2162 +3948,6 @@
       </w:r>
       <w:r>
         <w:t xml:space="preserve"> - The frequency with which different disciplines of scientific evidence were investigated in studies assessing factors impacting the use of scientific evidence in conservation decision-making</w:t>
-      </w:r>
-    </w:p>
-    <w:p/>
-    <w:p>
-      <w:pPr>
-        <w:rPr>
-          <w:b/>
-          <w:bCs/>
-        </w:rPr>
-      </w:pPr>
-      <w:r>
-        <w:rPr>
-          <w:b/>
-          <w:bCs/>
-        </w:rPr>
-        <w:t>Studies used in systematic map</w:t>
-      </w:r>
-    </w:p>
-    <w:p/>
-    <w:p>
-      <w:r>
-        <w:t xml:space="preserve">Ainsworth, G. B., Redpath, S. M., Wilson, M., </w:t>
-      </w:r>
-      <w:proofErr w:type="spellStart"/>
-      <w:r>
-        <w:t>Wernham</w:t>
-      </w:r>
-      <w:proofErr w:type="spellEnd"/>
-      <w:r>
-        <w:t xml:space="preserve">, C., &amp; Young, J. C. (2020). Integrating scientific and local knowledge to address conservation conflicts: Towards a practical framework based on lessons learned from a Scottish case study. </w:t>
-      </w:r>
-      <w:r>
-        <w:rPr>
-          <w:i/>
-          <w:iCs/>
-        </w:rPr>
-        <w:t>Environmental Science &amp; Policy</w:t>
-      </w:r>
-      <w:r>
-        <w:t xml:space="preserve">, </w:t>
-      </w:r>
-      <w:r>
-        <w:rPr>
-          <w:i/>
-          <w:iCs/>
-        </w:rPr>
-        <w:t>107</w:t>
-      </w:r>
-      <w:r>
-        <w:t>, 46–55. https://doi.org/10.1016/j.envsci.2020.02.017</w:t>
-      </w:r>
-      <w:r>
-        <w:br/>
-      </w:r>
-      <w:r>
-        <w:br/>
-        <w:t xml:space="preserve">Arias, M., </w:t>
-      </w:r>
-      <w:proofErr w:type="spellStart"/>
-      <w:r>
-        <w:t>Hinsley</w:t>
-      </w:r>
-      <w:proofErr w:type="spellEnd"/>
-      <w:r>
-        <w:t xml:space="preserve">, A., &amp; Milner-Gulland, E. J. (2021). Use of evidence for decision-making by conservation practitioners in the illegal wildlife trade. </w:t>
-      </w:r>
-      <w:r>
-        <w:rPr>
-          <w:i/>
-          <w:iCs/>
-        </w:rPr>
-        <w:t>People and Nature</w:t>
-      </w:r>
-      <w:r>
-        <w:t xml:space="preserve">, </w:t>
-      </w:r>
-      <w:r>
-        <w:rPr>
-          <w:i/>
-          <w:iCs/>
-        </w:rPr>
-        <w:t>3</w:t>
-      </w:r>
-      <w:r>
-        <w:t>(5), 1110–1126. https://doi.org/10.1002/pan3.10258</w:t>
-      </w:r>
-      <w:r>
-        <w:br/>
-      </w:r>
-      <w:r>
-        <w:br/>
-        <w:t xml:space="preserve">Coll, M., </w:t>
-      </w:r>
-      <w:proofErr w:type="spellStart"/>
-      <w:r>
-        <w:t>Cury</w:t>
-      </w:r>
-      <w:proofErr w:type="spellEnd"/>
-      <w:r>
-        <w:t xml:space="preserve">, P., Azzurro, E., </w:t>
-      </w:r>
-      <w:proofErr w:type="spellStart"/>
-      <w:r>
-        <w:t>Bariche</w:t>
-      </w:r>
-      <w:proofErr w:type="spellEnd"/>
-      <w:r>
-        <w:t xml:space="preserve">, M., </w:t>
-      </w:r>
-      <w:proofErr w:type="spellStart"/>
-      <w:r>
-        <w:t>Bayadas</w:t>
-      </w:r>
-      <w:proofErr w:type="spellEnd"/>
-      <w:r>
-        <w:t xml:space="preserve">, G., </w:t>
-      </w:r>
-      <w:proofErr w:type="spellStart"/>
-      <w:r>
-        <w:t>Bellido</w:t>
-      </w:r>
-      <w:proofErr w:type="spellEnd"/>
-      <w:r>
-        <w:t xml:space="preserve">, J. M., </w:t>
-      </w:r>
-      <w:proofErr w:type="spellStart"/>
-      <w:r>
-        <w:t>Chaboud</w:t>
-      </w:r>
-      <w:proofErr w:type="spellEnd"/>
-      <w:r>
-        <w:t xml:space="preserve">, C., Claudet, J., El-Sayed, A.-F., </w:t>
-      </w:r>
-      <w:proofErr w:type="spellStart"/>
-      <w:r>
-        <w:t>Gascuel</w:t>
-      </w:r>
-      <w:proofErr w:type="spellEnd"/>
-      <w:r>
-        <w:t xml:space="preserve">, D., </w:t>
-      </w:r>
-      <w:proofErr w:type="spellStart"/>
-      <w:r>
-        <w:t>Knittweis</w:t>
-      </w:r>
-      <w:proofErr w:type="spellEnd"/>
-      <w:r>
-        <w:t xml:space="preserve">, L., </w:t>
-      </w:r>
-      <w:proofErr w:type="spellStart"/>
-      <w:r>
-        <w:t>Pipitone</w:t>
-      </w:r>
-      <w:proofErr w:type="spellEnd"/>
-      <w:r>
-        <w:t xml:space="preserve">, C., Samuel-Rhoads, Y., </w:t>
-      </w:r>
-      <w:proofErr w:type="spellStart"/>
-      <w:r>
-        <w:t>Taleb</w:t>
-      </w:r>
-      <w:proofErr w:type="spellEnd"/>
-      <w:r>
-        <w:t xml:space="preserve">, S., </w:t>
-      </w:r>
-      <w:proofErr w:type="spellStart"/>
-      <w:r>
-        <w:t>Tudela</w:t>
-      </w:r>
-      <w:proofErr w:type="spellEnd"/>
-      <w:r>
-        <w:t xml:space="preserve">, S., &amp; Valls, A. (2013). The scientific strategy needed to promote a regional ecosystem-based approach to fisheries in the Mediterranean and Black Seas. </w:t>
-      </w:r>
-      <w:r>
-        <w:rPr>
-          <w:i/>
-          <w:iCs/>
-        </w:rPr>
-        <w:t>Reviews in Fish Biology and Fisheries</w:t>
-      </w:r>
-      <w:r>
-        <w:t xml:space="preserve">, </w:t>
-      </w:r>
-      <w:r>
-        <w:rPr>
-          <w:i/>
-          <w:iCs/>
-        </w:rPr>
-        <w:t>23</w:t>
-      </w:r>
-      <w:r>
-        <w:t>(4), 415–434. https://doi.org/10.1007/s11160-013-9305-y</w:t>
-      </w:r>
-      <w:r>
-        <w:br/>
-      </w:r>
-      <w:r>
-        <w:br/>
-        <w:t xml:space="preserve">Cook, C. N., &amp; </w:t>
-      </w:r>
-      <w:proofErr w:type="spellStart"/>
-      <w:r>
-        <w:t>Sgrò</w:t>
-      </w:r>
-      <w:proofErr w:type="spellEnd"/>
-      <w:r>
-        <w:t xml:space="preserve">, C. M. (2019). Poor understanding of evolutionary theory is a barrier to effective conservation management. </w:t>
-      </w:r>
-      <w:r>
-        <w:rPr>
-          <w:i/>
-          <w:iCs/>
-        </w:rPr>
-        <w:t>Conservation Letters</w:t>
-      </w:r>
-      <w:r>
-        <w:t xml:space="preserve">, </w:t>
-      </w:r>
-      <w:r>
-        <w:rPr>
-          <w:i/>
-          <w:iCs/>
-        </w:rPr>
-        <w:t>12</w:t>
-      </w:r>
-      <w:r>
-        <w:t>(2). https://doi.org/10.1111/conl.12619</w:t>
-      </w:r>
-      <w:r>
-        <w:br/>
-      </w:r>
-      <w:r>
-        <w:br/>
-        <w:t xml:space="preserve">Cooke, S. J., Nguyen, V. M., Wilson, A. D. M., Donaldson, M. R., Gallagher, A. J., </w:t>
-      </w:r>
-      <w:proofErr w:type="spellStart"/>
-      <w:r>
-        <w:t>Hammerschlag</w:t>
-      </w:r>
-      <w:proofErr w:type="spellEnd"/>
-      <w:r>
-        <w:t xml:space="preserve">, N., &amp; </w:t>
-      </w:r>
-      <w:proofErr w:type="spellStart"/>
-      <w:r>
-        <w:t>Haddaway</w:t>
-      </w:r>
-      <w:proofErr w:type="spellEnd"/>
-      <w:r>
-        <w:t xml:space="preserve">, N. R. (2016). The need for speed in a crisis discipline: perspectives on peer-review duration and implications for conservation science. </w:t>
-      </w:r>
-      <w:r>
-        <w:rPr>
-          <w:i/>
-          <w:iCs/>
-        </w:rPr>
-        <w:t>Endangered Species Research</w:t>
-      </w:r>
-      <w:r>
-        <w:t xml:space="preserve">, </w:t>
-      </w:r>
-      <w:r>
-        <w:rPr>
-          <w:i/>
-          <w:iCs/>
-        </w:rPr>
-        <w:t>30</w:t>
-      </w:r>
-      <w:r>
-        <w:t>, 43405. https://doi.org/10.3354/esr00721</w:t>
-      </w:r>
-      <w:r>
-        <w:br/>
-      </w:r>
-      <w:r>
-        <w:lastRenderedPageBreak/>
-        <w:br/>
-      </w:r>
-      <w:proofErr w:type="spellStart"/>
-      <w:r>
-        <w:t>Cvitanovic</w:t>
-      </w:r>
-      <w:proofErr w:type="spellEnd"/>
-      <w:r>
-        <w:t xml:space="preserve">, C., Mackay, M., </w:t>
-      </w:r>
-      <w:proofErr w:type="spellStart"/>
-      <w:r>
-        <w:t>Shellock</w:t>
-      </w:r>
-      <w:proofErr w:type="spellEnd"/>
-      <w:r>
-        <w:t xml:space="preserve">, R. J., van </w:t>
-      </w:r>
-      <w:proofErr w:type="spellStart"/>
-      <w:r>
-        <w:t>Putten</w:t>
-      </w:r>
-      <w:proofErr w:type="spellEnd"/>
-      <w:r>
-        <w:t xml:space="preserve">, E. I., </w:t>
-      </w:r>
-      <w:proofErr w:type="spellStart"/>
-      <w:r>
-        <w:t>Karcher</w:t>
-      </w:r>
-      <w:proofErr w:type="spellEnd"/>
-      <w:r>
-        <w:t>, D. B., &amp; Dickey-</w:t>
-      </w:r>
-      <w:proofErr w:type="spellStart"/>
-      <w:r>
-        <w:t>Collas</w:t>
-      </w:r>
-      <w:proofErr w:type="spellEnd"/>
-      <w:r>
-        <w:t xml:space="preserve">, M. (2021). Understanding and evidencing a broader range of successes that can occur at the interface of marine science and policy. </w:t>
-      </w:r>
-      <w:r>
-        <w:rPr>
-          <w:i/>
-          <w:iCs/>
-        </w:rPr>
-        <w:t>Marine Policy</w:t>
-      </w:r>
-      <w:r>
-        <w:t xml:space="preserve">, </w:t>
-      </w:r>
-      <w:r>
-        <w:rPr>
-          <w:i/>
-          <w:iCs/>
-        </w:rPr>
-        <w:t>134</w:t>
-      </w:r>
-      <w:r>
-        <w:t>. https://doi.org/10.1016/j.marpol.2021.104802</w:t>
-      </w:r>
-      <w:r>
-        <w:br/>
-      </w:r>
-      <w:r>
-        <w:br/>
-      </w:r>
-      <w:proofErr w:type="spellStart"/>
-      <w:r>
-        <w:t>Cvitanovic</w:t>
-      </w:r>
-      <w:proofErr w:type="spellEnd"/>
-      <w:r>
-        <w:t xml:space="preserve">, C., </w:t>
-      </w:r>
-      <w:proofErr w:type="spellStart"/>
-      <w:r>
-        <w:t>Shellock</w:t>
-      </w:r>
-      <w:proofErr w:type="spellEnd"/>
-      <w:r>
-        <w:t xml:space="preserve">, R. J., Mackay, M., Van, P. E. I., </w:t>
-      </w:r>
-      <w:proofErr w:type="spellStart"/>
-      <w:r>
-        <w:t>Karcher</w:t>
-      </w:r>
-      <w:proofErr w:type="spellEnd"/>
-      <w:r>
-        <w:t>, D. B., Dickey-</w:t>
-      </w:r>
-      <w:proofErr w:type="spellStart"/>
-      <w:r>
-        <w:t>Collas</w:t>
-      </w:r>
-      <w:proofErr w:type="spellEnd"/>
-      <w:r>
-        <w:t xml:space="preserve">, M., &amp; Ballesteros, M. (2021). Strategies for building and managing “trust” to enable knowledge exchange at the interface of environmental science and policy. </w:t>
-      </w:r>
-      <w:r>
-        <w:rPr>
-          <w:i/>
-          <w:iCs/>
-        </w:rPr>
-        <w:t>Environmental Science &amp; Policy</w:t>
-      </w:r>
-      <w:r>
-        <w:t xml:space="preserve">, </w:t>
-      </w:r>
-      <w:r>
-        <w:rPr>
-          <w:i/>
-          <w:iCs/>
-        </w:rPr>
-        <w:t>123</w:t>
-      </w:r>
-      <w:r>
-        <w:t>, 179–189.</w:t>
-      </w:r>
-      <w:r>
-        <w:br/>
-      </w:r>
-      <w:r>
-        <w:br/>
-        <w:t xml:space="preserve">Davies, A. L., Colombo, S., &amp; Hanley, N. (2014). Improving the application of long-term ecology in conservation and land management. </w:t>
-      </w:r>
-      <w:r>
-        <w:rPr>
-          <w:i/>
-          <w:iCs/>
-        </w:rPr>
-        <w:t>The Journal of Applied Ecology</w:t>
-      </w:r>
-      <w:r>
-        <w:t xml:space="preserve">, </w:t>
-      </w:r>
-      <w:r>
-        <w:rPr>
-          <w:i/>
-          <w:iCs/>
-        </w:rPr>
-        <w:t>51</w:t>
-      </w:r>
-      <w:r>
-        <w:t>(1), 63–70. https://doi.org/10.1111/1365-2664.12163</w:t>
-      </w:r>
-      <w:r>
-        <w:br/>
-      </w:r>
-      <w:r>
-        <w:br/>
-        <w:t xml:space="preserve">Denny, S., &amp; Fanning, L. (2016). Balancing community autonomy with collective identity: Mi’kmaq decision-making in Nova Scotia. </w:t>
-      </w:r>
-      <w:r>
-        <w:rPr>
-          <w:i/>
-          <w:iCs/>
-        </w:rPr>
-        <w:t>The Canadian Journal of Native Studies</w:t>
-      </w:r>
-      <w:r>
-        <w:t xml:space="preserve">, </w:t>
-      </w:r>
-      <w:r>
-        <w:rPr>
-          <w:i/>
-          <w:iCs/>
-        </w:rPr>
-        <w:t>36</w:t>
-      </w:r>
-      <w:r>
-        <w:t>(2), 81–106.</w:t>
-      </w:r>
-      <w:r>
-        <w:br/>
-      </w:r>
-      <w:r>
-        <w:br/>
-      </w:r>
-      <w:proofErr w:type="spellStart"/>
-      <w:r>
-        <w:t>Dharmawan</w:t>
-      </w:r>
-      <w:proofErr w:type="spellEnd"/>
-      <w:r>
-        <w:t xml:space="preserve">, B., </w:t>
-      </w:r>
-      <w:proofErr w:type="spellStart"/>
-      <w:r>
-        <w:t>Böcher</w:t>
-      </w:r>
-      <w:proofErr w:type="spellEnd"/>
-      <w:r>
-        <w:t xml:space="preserve">, M., &amp; </w:t>
-      </w:r>
-      <w:proofErr w:type="spellStart"/>
-      <w:r>
-        <w:t>Krott</w:t>
-      </w:r>
-      <w:proofErr w:type="spellEnd"/>
-      <w:r>
-        <w:t xml:space="preserve">, M. (2017). Endangered Mangroves in </w:t>
-      </w:r>
-      <w:proofErr w:type="spellStart"/>
-      <w:r>
-        <w:t>Segara</w:t>
-      </w:r>
-      <w:proofErr w:type="spellEnd"/>
-      <w:r>
-        <w:t xml:space="preserve"> </w:t>
-      </w:r>
-      <w:proofErr w:type="spellStart"/>
-      <w:r>
-        <w:t>Anakan</w:t>
-      </w:r>
-      <w:proofErr w:type="spellEnd"/>
-      <w:r>
-        <w:t xml:space="preserve">, Indonesia: Effective and Failed Problem-Solving Policy Advice. </w:t>
-      </w:r>
-      <w:r>
-        <w:rPr>
-          <w:i/>
-          <w:iCs/>
-        </w:rPr>
-        <w:t>Environmental Management</w:t>
-      </w:r>
-      <w:r>
-        <w:t xml:space="preserve">, </w:t>
-      </w:r>
-      <w:r>
-        <w:rPr>
-          <w:i/>
-          <w:iCs/>
-        </w:rPr>
-        <w:t>60</w:t>
-      </w:r>
-      <w:r>
-        <w:t>(3), 409–421. https://doi.org/10.1007/s00267-017-0868-6</w:t>
-      </w:r>
-      <w:r>
-        <w:br/>
-      </w:r>
-      <w:r>
-        <w:br/>
-      </w:r>
-      <w:proofErr w:type="spellStart"/>
-      <w:r>
-        <w:t>Eschen</w:t>
-      </w:r>
-      <w:proofErr w:type="spellEnd"/>
-      <w:r>
-        <w:t xml:space="preserve">, R., </w:t>
-      </w:r>
-      <w:proofErr w:type="spellStart"/>
-      <w:r>
-        <w:t>Mbaabu</w:t>
-      </w:r>
-      <w:proofErr w:type="spellEnd"/>
-      <w:r>
-        <w:t xml:space="preserve">, P. R., </w:t>
-      </w:r>
-      <w:proofErr w:type="spellStart"/>
-      <w:r>
-        <w:t>Ramamonjisoa</w:t>
-      </w:r>
-      <w:proofErr w:type="spellEnd"/>
-      <w:r>
-        <w:t xml:space="preserve">, B. S., &amp; Robledo-Abad, C. (2021). Factors enhancing the level of utilisation of research knowledge on ecosystems. </w:t>
-      </w:r>
-      <w:proofErr w:type="spellStart"/>
-      <w:r>
-        <w:rPr>
-          <w:i/>
-          <w:iCs/>
-        </w:rPr>
-        <w:t>PloS</w:t>
-      </w:r>
-      <w:proofErr w:type="spellEnd"/>
-      <w:r>
-        <w:rPr>
-          <w:i/>
-          <w:iCs/>
-        </w:rPr>
-        <w:t xml:space="preserve"> One</w:t>
-      </w:r>
-      <w:r>
-        <w:t xml:space="preserve">, </w:t>
-      </w:r>
-      <w:r>
-        <w:rPr>
-          <w:i/>
-          <w:iCs/>
-        </w:rPr>
-        <w:t>16</w:t>
-      </w:r>
-      <w:r>
-        <w:t>(7). https://doi.org/10.1371/journal.pone.0254752</w:t>
-      </w:r>
-      <w:r>
-        <w:br/>
-      </w:r>
-      <w:r>
-        <w:br/>
-        <w:t xml:space="preserve">Ferré, M., Martin-Ortega, J., Di Gregorio, M., &amp; </w:t>
-      </w:r>
-      <w:proofErr w:type="spellStart"/>
-      <w:r>
-        <w:t>Dallimer</w:t>
-      </w:r>
-      <w:proofErr w:type="spellEnd"/>
-      <w:r>
-        <w:t xml:space="preserve">, M. (2022). How do information flows affect impact from environmental research?-An analysis of a science-policy network. </w:t>
-      </w:r>
-      <w:r>
-        <w:rPr>
-          <w:i/>
-          <w:iCs/>
-        </w:rPr>
-        <w:t>Journal of Environmental Management</w:t>
-      </w:r>
-      <w:r>
-        <w:t xml:space="preserve">, </w:t>
-      </w:r>
-      <w:r>
-        <w:rPr>
-          <w:i/>
-          <w:iCs/>
-        </w:rPr>
-        <w:t>321</w:t>
-      </w:r>
-      <w:r>
-        <w:t>. https://doi.org/10.1016/j.jenvman.2022.115828</w:t>
-      </w:r>
-      <w:r>
-        <w:br/>
-      </w:r>
-      <w:r>
-        <w:br/>
-        <w:t xml:space="preserve">Foster, C. N., O’Loughlin, L. S., Sato, C. F., Westgate, M. J., Barton, P. S., Pierson, J. C., Balmer, J. M., Catt, G., Chapman, J., </w:t>
-      </w:r>
-      <w:proofErr w:type="spellStart"/>
-      <w:r>
-        <w:t>Detto</w:t>
-      </w:r>
-      <w:proofErr w:type="spellEnd"/>
-      <w:r>
-        <w:t xml:space="preserve">, T., </w:t>
-      </w:r>
-      <w:proofErr w:type="spellStart"/>
-      <w:r>
-        <w:t>Hawcroft</w:t>
-      </w:r>
-      <w:proofErr w:type="spellEnd"/>
-      <w:r>
-        <w:t xml:space="preserve">, A., Jones, G., Kavanagh, R. P., McKay, M., Marshall, D., </w:t>
-      </w:r>
-      <w:proofErr w:type="spellStart"/>
-      <w:r>
-        <w:t>Moseby</w:t>
-      </w:r>
-      <w:proofErr w:type="spellEnd"/>
-      <w:r>
-        <w:t xml:space="preserve">, K. E., Perry, M., Robinson, D., Seddon, J. A., … </w:t>
-      </w:r>
-      <w:proofErr w:type="spellStart"/>
-      <w:r>
-        <w:t>Lindenmayer</w:t>
-      </w:r>
-      <w:proofErr w:type="spellEnd"/>
-      <w:r>
-        <w:t xml:space="preserve">, D. B. (2019). How practitioners integrate decision triggers with existing metrics in conservation monitoring. </w:t>
-      </w:r>
-      <w:r>
-        <w:rPr>
-          <w:i/>
-          <w:iCs/>
-        </w:rPr>
-        <w:t>Journal of Environmental Management</w:t>
-      </w:r>
-      <w:r>
-        <w:t xml:space="preserve">, </w:t>
-      </w:r>
-      <w:r>
-        <w:rPr>
-          <w:i/>
-          <w:iCs/>
-        </w:rPr>
-        <w:t>230</w:t>
-      </w:r>
-      <w:r>
-        <w:t>, 94–101. https://doi.org/10.1016/j.jenvman.2018.09.067</w:t>
-      </w:r>
-      <w:r>
-        <w:br/>
-      </w:r>
-      <w:r>
-        <w:br/>
-      </w:r>
-      <w:proofErr w:type="spellStart"/>
-      <w:r>
-        <w:t>Gagné</w:t>
-      </w:r>
-      <w:proofErr w:type="spellEnd"/>
-      <w:r>
-        <w:t>, S. A., Bryan-</w:t>
-      </w:r>
-      <w:proofErr w:type="spellStart"/>
-      <w:r>
-        <w:t>Scaggs</w:t>
-      </w:r>
-      <w:proofErr w:type="spellEnd"/>
-      <w:r>
-        <w:t xml:space="preserve">, K., Boyer, R. H. W., &amp; Xiang, W. N. (2020). Conserving biodiversity takes a plan: How planners implement ecological information for biodiversity conservation. </w:t>
-      </w:r>
-      <w:proofErr w:type="spellStart"/>
-      <w:r>
-        <w:rPr>
-          <w:i/>
-          <w:iCs/>
-        </w:rPr>
-        <w:t>Ambio</w:t>
-      </w:r>
-      <w:proofErr w:type="spellEnd"/>
-      <w:r>
-        <w:t xml:space="preserve">, </w:t>
-      </w:r>
-      <w:r>
-        <w:rPr>
-          <w:i/>
-          <w:iCs/>
-        </w:rPr>
-        <w:t>49</w:t>
-      </w:r>
-      <w:r>
-        <w:t>(9), 1490–1505. https://doi.org/10.1007/s13280-019-01281-z</w:t>
-      </w:r>
-      <w:r>
-        <w:br/>
-      </w:r>
-      <w:r>
-        <w:br/>
-        <w:t xml:space="preserve">Gardiner, N. B., Liggett, D., Gilbert, N., &amp; </w:t>
-      </w:r>
-      <w:proofErr w:type="spellStart"/>
-      <w:r>
-        <w:t>Cvitanovic</w:t>
-      </w:r>
-      <w:proofErr w:type="spellEnd"/>
-      <w:r>
-        <w:t xml:space="preserve">, C. (2024). Practitioners’ perspectives on the enablers and barriers to successful Antarctic science-policy knowledge exchange. </w:t>
-      </w:r>
-      <w:r>
-        <w:rPr>
-          <w:i/>
-          <w:iCs/>
-        </w:rPr>
-        <w:t>Environmental Policy and Governance</w:t>
-      </w:r>
-      <w:r>
-        <w:t>. https://doi.org/10.1002/eet.2143</w:t>
-      </w:r>
-      <w:r>
-        <w:br/>
-      </w:r>
-      <w:r>
-        <w:br/>
-      </w:r>
-      <w:proofErr w:type="spellStart"/>
-      <w:r>
-        <w:t>Giebels</w:t>
-      </w:r>
-      <w:proofErr w:type="spellEnd"/>
-      <w:r>
-        <w:t xml:space="preserve">, D., van </w:t>
-      </w:r>
-      <w:proofErr w:type="spellStart"/>
-      <w:r>
-        <w:t>Buuren</w:t>
-      </w:r>
-      <w:proofErr w:type="spellEnd"/>
-      <w:r>
-        <w:t xml:space="preserve">, A., &amp; </w:t>
-      </w:r>
-      <w:proofErr w:type="spellStart"/>
-      <w:r>
-        <w:t>Edelenbos</w:t>
-      </w:r>
-      <w:proofErr w:type="spellEnd"/>
-      <w:r>
-        <w:t xml:space="preserve">, J. (2015). Using knowledge in a complex decision-making process - Evidence and principles from the Danish Houting project’s </w:t>
-      </w:r>
-      <w:r>
-        <w:lastRenderedPageBreak/>
-        <w:t xml:space="preserve">ecosystem-based management approach. </w:t>
-      </w:r>
-      <w:r>
-        <w:rPr>
-          <w:i/>
-          <w:iCs/>
-        </w:rPr>
-        <w:t>Environmental Science &amp; Policy</w:t>
-      </w:r>
-      <w:r>
-        <w:t xml:space="preserve">, </w:t>
-      </w:r>
-      <w:r>
-        <w:rPr>
-          <w:i/>
-          <w:iCs/>
-        </w:rPr>
-        <w:t>47</w:t>
-      </w:r>
-      <w:r>
-        <w:t>, 53–67. https://doi.org/10.1016/j.envsci.2014.10.015</w:t>
-      </w:r>
-      <w:r>
-        <w:br/>
-      </w:r>
-      <w:r>
-        <w:br/>
-      </w:r>
-      <w:proofErr w:type="spellStart"/>
-      <w:r>
-        <w:t>Giehl</w:t>
-      </w:r>
-      <w:proofErr w:type="spellEnd"/>
-      <w:r>
-        <w:t xml:space="preserve">, E. L. H., Moretti, M., Walsh, J. C., </w:t>
-      </w:r>
-      <w:proofErr w:type="spellStart"/>
-      <w:r>
-        <w:t>Batalha</w:t>
-      </w:r>
-      <w:proofErr w:type="spellEnd"/>
-      <w:r>
-        <w:t xml:space="preserve">, M. A., &amp; Cook, C. N. (2017). Scientific evidence and potential barriers in the management of Brazilian protected areas. </w:t>
-      </w:r>
-      <w:proofErr w:type="spellStart"/>
-      <w:r>
-        <w:rPr>
-          <w:i/>
-          <w:iCs/>
-        </w:rPr>
-        <w:t>PloS</w:t>
-      </w:r>
-      <w:proofErr w:type="spellEnd"/>
-      <w:r>
-        <w:rPr>
-          <w:i/>
-          <w:iCs/>
-        </w:rPr>
-        <w:t xml:space="preserve"> One</w:t>
-      </w:r>
-      <w:r>
-        <w:t xml:space="preserve">, </w:t>
-      </w:r>
-      <w:r>
-        <w:rPr>
-          <w:i/>
-          <w:iCs/>
-        </w:rPr>
-        <w:t>12</w:t>
-      </w:r>
-      <w:r>
-        <w:t>(1). https://doi.org/10.1371/journal.pone.0169917</w:t>
-      </w:r>
-      <w:r>
-        <w:br/>
-      </w:r>
-      <w:r>
-        <w:br/>
-        <w:t xml:space="preserve">Goggin, C. L., Barrett, T., Leys, J., </w:t>
-      </w:r>
-      <w:proofErr w:type="spellStart"/>
-      <w:r>
-        <w:t>Summerell</w:t>
-      </w:r>
-      <w:proofErr w:type="spellEnd"/>
-      <w:r>
-        <w:t xml:space="preserve">, G., </w:t>
-      </w:r>
-      <w:proofErr w:type="spellStart"/>
-      <w:r>
-        <w:t>Gorrod</w:t>
-      </w:r>
-      <w:proofErr w:type="spellEnd"/>
-      <w:r>
-        <w:t xml:space="preserve">, E., Waters, S., </w:t>
-      </w:r>
-      <w:proofErr w:type="spellStart"/>
-      <w:r>
-        <w:t>Littleboy</w:t>
-      </w:r>
-      <w:proofErr w:type="spellEnd"/>
-      <w:r>
-        <w:t xml:space="preserve">, M., Auld, T. D., </w:t>
-      </w:r>
-      <w:proofErr w:type="spellStart"/>
-      <w:r>
-        <w:t>Drielsma</w:t>
-      </w:r>
-      <w:proofErr w:type="spellEnd"/>
-      <w:r>
-        <w:t xml:space="preserve">, M. J., &amp; Jenkins, B. R. (2019). Incorporating social dimensions in planning, managing and evaluating environmental projects. </w:t>
-      </w:r>
-      <w:r>
-        <w:rPr>
-          <w:i/>
-          <w:iCs/>
-        </w:rPr>
-        <w:t>Environmental Management</w:t>
-      </w:r>
-      <w:r>
-        <w:t xml:space="preserve">, </w:t>
-      </w:r>
-      <w:r>
-        <w:rPr>
-          <w:i/>
-          <w:iCs/>
-        </w:rPr>
-        <w:t>63</w:t>
-      </w:r>
-      <w:r>
-        <w:t>(2), 215–232. https://doi.org/10.1007/s00267-018-01131-w</w:t>
-      </w:r>
-      <w:r>
-        <w:br/>
-      </w:r>
-      <w:r>
-        <w:br/>
-        <w:t xml:space="preserve">González, A., </w:t>
-      </w:r>
-      <w:proofErr w:type="spellStart"/>
-      <w:r>
-        <w:t>Keneghan</w:t>
-      </w:r>
-      <w:proofErr w:type="spellEnd"/>
-      <w:r>
-        <w:t xml:space="preserve">, D., Fry, J., &amp; Hochstrasser, T. (2014). Current practice in biodiversity impact assessment and prospects for developing an integrated process. </w:t>
-      </w:r>
-      <w:r>
-        <w:rPr>
-          <w:i/>
-          <w:iCs/>
-        </w:rPr>
-        <w:t>Impact Assessment and Project Appraisal</w:t>
-      </w:r>
-      <w:r>
-        <w:t xml:space="preserve">, </w:t>
-      </w:r>
-      <w:r>
-        <w:rPr>
-          <w:i/>
-          <w:iCs/>
-        </w:rPr>
-        <w:t>32</w:t>
-      </w:r>
-      <w:r>
-        <w:t>(1), 31–42. https://doi.org/10.1080/14615517.2013.850839</w:t>
-      </w:r>
-      <w:r>
-        <w:br/>
-      </w:r>
-      <w:r>
-        <w:br/>
-      </w:r>
-      <w:proofErr w:type="spellStart"/>
-      <w:r>
-        <w:t>Gootee</w:t>
-      </w:r>
-      <w:proofErr w:type="spellEnd"/>
-      <w:r>
-        <w:t xml:space="preserve">, R. S., </w:t>
-      </w:r>
-      <w:proofErr w:type="spellStart"/>
-      <w:r>
-        <w:t>Blatner</w:t>
-      </w:r>
-      <w:proofErr w:type="spellEnd"/>
-      <w:r>
-        <w:t xml:space="preserve">, K. A., Baumgartner, D. M., Carroll, M. S., &amp; Weber, E. P. (2010). Choosing What to Believe About Forests: Differences Between Professional and Non-Professional Evaluative Criteria. </w:t>
-      </w:r>
-      <w:r>
-        <w:rPr>
-          <w:i/>
-          <w:iCs/>
-        </w:rPr>
-        <w:t>Small Scale Forestry</w:t>
-      </w:r>
-      <w:r>
-        <w:t xml:space="preserve">, </w:t>
-      </w:r>
-      <w:r>
-        <w:rPr>
-          <w:i/>
-          <w:iCs/>
-        </w:rPr>
-        <w:t>9</w:t>
-      </w:r>
-      <w:r>
-        <w:t>(2), 137–152. https://doi.org/10.1007/s11842-010-9113-3</w:t>
-      </w:r>
-      <w:r>
-        <w:br/>
-      </w:r>
-      <w:r>
-        <w:br/>
-      </w:r>
-      <w:proofErr w:type="spellStart"/>
-      <w:r>
-        <w:t>Gossa</w:t>
-      </w:r>
-      <w:proofErr w:type="spellEnd"/>
-      <w:r>
-        <w:t xml:space="preserve">, C., Fisher, M., &amp; Milner-Gulland, E. J. (2015). The research-implementation gap: How practitioners and researchers from developing countries perceive the role of peer-reviewed literature in conservation science. </w:t>
-      </w:r>
-      <w:r>
-        <w:rPr>
-          <w:i/>
-          <w:iCs/>
-        </w:rPr>
-        <w:t>Oryx: The Journal of the Fauna Preservation Society</w:t>
-      </w:r>
-      <w:r>
-        <w:t xml:space="preserve">, </w:t>
-      </w:r>
-      <w:r>
-        <w:rPr>
-          <w:i/>
-          <w:iCs/>
-        </w:rPr>
-        <w:t>49</w:t>
-      </w:r>
-      <w:r>
-        <w:t>(1), 80–87. https://doi.org/10.1017/S0030605313001634</w:t>
-      </w:r>
-      <w:r>
-        <w:br/>
-      </w:r>
-      <w:r>
-        <w:br/>
-        <w:t xml:space="preserve">Grand, L., Messer, K. D., &amp; Allen, W. (2017). Understanding and Overcoming the Barriers for Cost-effective Conservation. </w:t>
-      </w:r>
-      <w:r>
-        <w:rPr>
-          <w:i/>
-          <w:iCs/>
-        </w:rPr>
-        <w:t>Ecological Economics</w:t>
-      </w:r>
-      <w:r>
-        <w:t xml:space="preserve">, </w:t>
-      </w:r>
-      <w:r>
-        <w:rPr>
-          <w:i/>
-          <w:iCs/>
-        </w:rPr>
-        <w:t>138</w:t>
-      </w:r>
-      <w:r>
-        <w:t>, 139–144. https://doi.org/10.1016/j.ecolecon.2017.03.027</w:t>
-      </w:r>
-      <w:r>
-        <w:br/>
-      </w:r>
-      <w:r>
-        <w:br/>
-        <w:t xml:space="preserve">Greggor, A. L., Berger-Tal, O., </w:t>
-      </w:r>
-      <w:proofErr w:type="spellStart"/>
-      <w:r>
-        <w:t>Swaisgood</w:t>
-      </w:r>
-      <w:proofErr w:type="spellEnd"/>
-      <w:r>
-        <w:t xml:space="preserve">, R. R., Cooke, S. J., </w:t>
-      </w:r>
-      <w:proofErr w:type="spellStart"/>
-      <w:r>
-        <w:t>DeVault</w:t>
-      </w:r>
-      <w:proofErr w:type="spellEnd"/>
-      <w:r>
-        <w:t>, T. L., Fernández-</w:t>
-      </w:r>
-      <w:proofErr w:type="spellStart"/>
-      <w:r>
-        <w:t>Juricic</w:t>
-      </w:r>
-      <w:proofErr w:type="spellEnd"/>
-      <w:r>
-        <w:t xml:space="preserve">, E., Gienapp, A., Hall, S., Hostetter, C., Owen, M. A., Rankin, S., Ruppert, K. A., Swaddle, J. P., &amp; Blumstein, D. T. (2021). Using Change Models to Envision Better Applications of Animal </w:t>
-      </w:r>
-      <w:proofErr w:type="spellStart"/>
-      <w:r>
-        <w:t>Behavior</w:t>
-      </w:r>
-      <w:proofErr w:type="spellEnd"/>
-      <w:r>
-        <w:t xml:space="preserve"> Research in Conservation Management and Beyond. </w:t>
-      </w:r>
-      <w:r>
-        <w:rPr>
-          <w:i/>
-          <w:iCs/>
-        </w:rPr>
-        <w:t>Frontiers in Conservation Science</w:t>
-      </w:r>
-      <w:r>
-        <w:t xml:space="preserve">, </w:t>
-      </w:r>
-      <w:r>
-        <w:rPr>
-          <w:i/>
-          <w:iCs/>
-        </w:rPr>
-        <w:t>2</w:t>
-      </w:r>
-      <w:r>
-        <w:t>. https://doi.org/10.3389/fcosc.2021.653056</w:t>
-      </w:r>
-      <w:r>
-        <w:br/>
-      </w:r>
-      <w:r>
-        <w:br/>
-      </w:r>
-      <w:proofErr w:type="spellStart"/>
-      <w:r>
-        <w:t>Juhola</w:t>
-      </w:r>
-      <w:proofErr w:type="spellEnd"/>
-      <w:r>
-        <w:t xml:space="preserve">, S., </w:t>
-      </w:r>
-      <w:proofErr w:type="spellStart"/>
-      <w:r>
-        <w:t>Huotari</w:t>
-      </w:r>
-      <w:proofErr w:type="spellEnd"/>
-      <w:r>
-        <w:t xml:space="preserve">, E., </w:t>
-      </w:r>
-      <w:proofErr w:type="spellStart"/>
-      <w:r>
-        <w:t>Kolehmainen</w:t>
-      </w:r>
-      <w:proofErr w:type="spellEnd"/>
-      <w:r>
-        <w:t>, L., Silfverberg, O., &amp; Korhonen-</w:t>
-      </w:r>
-      <w:proofErr w:type="spellStart"/>
-      <w:r>
-        <w:t>Kurki</w:t>
-      </w:r>
-      <w:proofErr w:type="spellEnd"/>
-      <w:r>
-        <w:t xml:space="preserve">, K. (2024). Knowledge brokering at the environmental science-policy interface - examining structure and activity. </w:t>
-      </w:r>
-      <w:r>
-        <w:rPr>
-          <w:i/>
-          <w:iCs/>
-        </w:rPr>
-        <w:t>Environmental Science &amp; Policy</w:t>
-      </w:r>
-      <w:r>
-        <w:t xml:space="preserve">, </w:t>
-      </w:r>
-      <w:r>
-        <w:rPr>
-          <w:i/>
-          <w:iCs/>
-        </w:rPr>
-        <w:t>153</w:t>
-      </w:r>
-      <w:r>
-        <w:t>. https://doi.org/10.1016/j.envsci.2024.103672</w:t>
-      </w:r>
-      <w:r>
-        <w:br/>
-      </w:r>
-      <w:r>
-        <w:br/>
-        <w:t>Karam-</w:t>
-      </w:r>
-      <w:proofErr w:type="spellStart"/>
-      <w:r>
-        <w:t>Gemael</w:t>
-      </w:r>
-      <w:proofErr w:type="spellEnd"/>
-      <w:r>
-        <w:t xml:space="preserve">, M., Loyola, R., Penha, J., &amp; Izzo, T. (2018). Poor alignment of priorities between scientists and policymakers highlights the need for evidence-informed conservation in Brazil. </w:t>
-      </w:r>
-      <w:r>
-        <w:rPr>
-          <w:i/>
-          <w:iCs/>
-        </w:rPr>
-        <w:t>Perspectives in Ecology and Conservation</w:t>
-      </w:r>
-      <w:r>
-        <w:t xml:space="preserve">, </w:t>
-      </w:r>
-      <w:r>
-        <w:rPr>
-          <w:i/>
-          <w:iCs/>
-        </w:rPr>
-        <w:t>16</w:t>
-      </w:r>
-      <w:r>
-        <w:t>(3), 125–132. https://doi.org/10.1016/j.pecon.2018.06.002</w:t>
-      </w:r>
-      <w:r>
-        <w:br/>
-      </w:r>
-      <w:r>
-        <w:br/>
-      </w:r>
-      <w:proofErr w:type="spellStart"/>
-      <w:r>
-        <w:t>Karcher</w:t>
-      </w:r>
-      <w:proofErr w:type="spellEnd"/>
-      <w:r>
-        <w:t xml:space="preserve">, D. B., </w:t>
-      </w:r>
-      <w:proofErr w:type="spellStart"/>
-      <w:r>
-        <w:t>Cvitanovic</w:t>
-      </w:r>
-      <w:proofErr w:type="spellEnd"/>
-      <w:r>
-        <w:t xml:space="preserve">, C., Colvin, R. M., van </w:t>
-      </w:r>
-      <w:proofErr w:type="spellStart"/>
-      <w:r>
-        <w:t>Putten</w:t>
-      </w:r>
-      <w:proofErr w:type="spellEnd"/>
-      <w:r>
-        <w:t xml:space="preserve">, I., </w:t>
-      </w:r>
-      <w:proofErr w:type="spellStart"/>
-      <w:r>
-        <w:t>Pozza</w:t>
-      </w:r>
-      <w:proofErr w:type="spellEnd"/>
-      <w:r>
-        <w:t xml:space="preserve">, R. D., &amp; Posner, S. (2025). Key attributes for effective knowledge brokering at the interface of environmental </w:t>
-      </w:r>
-      <w:r>
-        <w:lastRenderedPageBreak/>
-        <w:t xml:space="preserve">science and management. </w:t>
-      </w:r>
-      <w:r>
-        <w:rPr>
-          <w:i/>
-          <w:iCs/>
-        </w:rPr>
-        <w:t>Sustainability Science</w:t>
-      </w:r>
-      <w:r>
-        <w:t xml:space="preserve">, </w:t>
-      </w:r>
-      <w:r>
-        <w:rPr>
-          <w:i/>
-          <w:iCs/>
-        </w:rPr>
-        <w:t>20</w:t>
-      </w:r>
-      <w:r>
-        <w:t>(1), 117–133. https://doi.org/10.1007/s11625-024-01575-6</w:t>
-      </w:r>
-      <w:r>
-        <w:br/>
-      </w:r>
-      <w:r>
-        <w:br/>
-      </w:r>
-      <w:proofErr w:type="spellStart"/>
-      <w:r>
-        <w:t>Kartez</w:t>
-      </w:r>
-      <w:proofErr w:type="spellEnd"/>
-      <w:r>
-        <w:t xml:space="preserve">, J. D., &amp; </w:t>
-      </w:r>
-      <w:proofErr w:type="spellStart"/>
-      <w:r>
-        <w:t>Casto</w:t>
-      </w:r>
-      <w:proofErr w:type="spellEnd"/>
-      <w:r>
-        <w:t xml:space="preserve">, M. P. (2008). Information Into Action Biodiversity Data Outreach and Municipal Land Conservation. </w:t>
-      </w:r>
-      <w:r>
-        <w:rPr>
-          <w:i/>
-          <w:iCs/>
-        </w:rPr>
-        <w:t>Journal of the American Planning Association. American Planning Association</w:t>
-      </w:r>
-      <w:r>
-        <w:t xml:space="preserve">, </w:t>
-      </w:r>
-      <w:r>
-        <w:rPr>
-          <w:i/>
-          <w:iCs/>
-        </w:rPr>
-        <w:t>74</w:t>
-      </w:r>
-      <w:r>
-        <w:t>(4), 467–480. https://doi.org/10.1080/01944360802378096</w:t>
-      </w:r>
-      <w:r>
-        <w:br/>
-      </w:r>
-      <w:r>
-        <w:br/>
-        <w:t xml:space="preserve">Koehn, J. D., Balcombe, S. R., &amp; </w:t>
-      </w:r>
-      <w:proofErr w:type="spellStart"/>
-      <w:r>
-        <w:t>Zampatti</w:t>
-      </w:r>
-      <w:proofErr w:type="spellEnd"/>
-      <w:r>
-        <w:t xml:space="preserve">, B. P. (2019). Fish and flow management in the Murray-Darling Basin: Directions for research. </w:t>
-      </w:r>
-      <w:r>
-        <w:rPr>
-          <w:i/>
-          <w:iCs/>
-        </w:rPr>
-        <w:t>Ecological Management &amp; Restoration</w:t>
-      </w:r>
-      <w:r>
-        <w:t xml:space="preserve">, </w:t>
-      </w:r>
-      <w:r>
-        <w:rPr>
-          <w:i/>
-          <w:iCs/>
-        </w:rPr>
-        <w:t>20</w:t>
-      </w:r>
-      <w:r>
-        <w:t>(2), 142–150. https://doi.org/10.1111/emr.12358</w:t>
-      </w:r>
-      <w:r>
-        <w:br/>
-      </w:r>
-      <w:r>
-        <w:br/>
-        <w:t xml:space="preserve">Kuiper, T., Ngwenya, N., </w:t>
-      </w:r>
-      <w:proofErr w:type="spellStart"/>
-      <w:r>
-        <w:t>Kavhu</w:t>
-      </w:r>
-      <w:proofErr w:type="spellEnd"/>
-      <w:r>
-        <w:t xml:space="preserve">, B., </w:t>
-      </w:r>
-      <w:proofErr w:type="spellStart"/>
-      <w:r>
-        <w:t>Mandisodza-Chikerema</w:t>
-      </w:r>
-      <w:proofErr w:type="spellEnd"/>
-      <w:r>
-        <w:t xml:space="preserve">, R., &amp; Milner-Gulland, E. J. (2023). Making adaptive management more user friendly to encourage manager buy-in. </w:t>
-      </w:r>
-      <w:r>
-        <w:rPr>
-          <w:i/>
-          <w:iCs/>
-        </w:rPr>
-        <w:t>People and Nature</w:t>
-      </w:r>
-      <w:r>
-        <w:t xml:space="preserve">, </w:t>
-      </w:r>
-      <w:r>
-        <w:rPr>
-          <w:i/>
-          <w:iCs/>
-        </w:rPr>
-        <w:t>5</w:t>
-      </w:r>
-      <w:r>
-        <w:t>(2), 684–698. https://doi.org/10.1002/pan3.10440</w:t>
-      </w:r>
-      <w:r>
-        <w:br/>
-      </w:r>
-      <w:r>
-        <w:br/>
-        <w:t xml:space="preserve">Lalor, B. M., &amp; Hickey, G. M. (2014). Strengthening the Role of Science in the Environmental Decision-Making Processes of Executive Government. </w:t>
-      </w:r>
-      <w:r>
-        <w:rPr>
-          <w:i/>
-          <w:iCs/>
-        </w:rPr>
-        <w:t>Organization &amp; Environment</w:t>
-      </w:r>
-      <w:r>
-        <w:t xml:space="preserve">, </w:t>
-      </w:r>
-      <w:r>
-        <w:rPr>
-          <w:i/>
-          <w:iCs/>
-        </w:rPr>
-        <w:t>27</w:t>
-      </w:r>
-      <w:r>
-        <w:t>(2), 161–180. https://doi.org/10.1177/1086026614525641</w:t>
-      </w:r>
-      <w:r>
-        <w:br/>
-      </w:r>
-      <w:r>
-        <w:br/>
-        <w:t xml:space="preserve">Lapointe, N. W. R., Tremblay, M. A., &amp; </w:t>
-      </w:r>
-      <w:proofErr w:type="spellStart"/>
-      <w:r>
-        <w:t>Barna</w:t>
-      </w:r>
-      <w:proofErr w:type="spellEnd"/>
-      <w:r>
-        <w:t xml:space="preserve">, H. (2016). Tools for Improving the Effectiveness of Academic Partnerships in Informing Conservation Practices. </w:t>
-      </w:r>
-      <w:r>
-        <w:rPr>
-          <w:i/>
-          <w:iCs/>
-        </w:rPr>
-        <w:t>Natural Areas Journal</w:t>
-      </w:r>
-      <w:r>
-        <w:t xml:space="preserve">, </w:t>
-      </w:r>
-      <w:r>
-        <w:rPr>
-          <w:i/>
-          <w:iCs/>
-        </w:rPr>
-        <w:t>36</w:t>
-      </w:r>
-      <w:r>
-        <w:t>(1), 93–100. https://doi.org/10.3375/043.036.0116</w:t>
-      </w:r>
-      <w:r>
-        <w:br/>
-      </w:r>
-      <w:r>
-        <w:br/>
-        <w:t xml:space="preserve">Lonsdale, J. A., Gill, A. B., </w:t>
-      </w:r>
-      <w:proofErr w:type="spellStart"/>
-      <w:r>
-        <w:t>Alliji</w:t>
-      </w:r>
-      <w:proofErr w:type="spellEnd"/>
-      <w:r>
-        <w:t xml:space="preserve">, K., </w:t>
-      </w:r>
-      <w:proofErr w:type="spellStart"/>
-      <w:r>
-        <w:t>Birchenough</w:t>
-      </w:r>
-      <w:proofErr w:type="spellEnd"/>
-      <w:r>
-        <w:t xml:space="preserve">, S. N. R., Blake, S., Buckley, H., Clarke, C., Clarke, S., Edmonds, N., Fonseca, L., </w:t>
-      </w:r>
-      <w:proofErr w:type="spellStart"/>
-      <w:r>
-        <w:t>Goodsir</w:t>
-      </w:r>
-      <w:proofErr w:type="spellEnd"/>
-      <w:r>
-        <w:t xml:space="preserve">, F., Griffith, A., Judd, A., Mulholland, R., Perry, J., Randall, K., &amp; Wood, D. (2022). It Is a Balancing Act: The Interface of Scientific Evidence and Policy in Support of Effective Marine Environmental Management. </w:t>
-      </w:r>
-      <w:r>
-        <w:rPr>
-          <w:i/>
-          <w:iCs/>
-        </w:rPr>
-        <w:t>Sustainability</w:t>
-      </w:r>
-      <w:r>
-        <w:t xml:space="preserve">, </w:t>
-      </w:r>
-      <w:r>
-        <w:rPr>
-          <w:i/>
-          <w:iCs/>
-        </w:rPr>
-        <w:t>14</w:t>
-      </w:r>
-      <w:r>
-        <w:t>(3). https://doi.org/10.3390/su14031650</w:t>
-      </w:r>
-      <w:r>
-        <w:br/>
-      </w:r>
-      <w:r>
-        <w:br/>
-      </w:r>
-      <w:proofErr w:type="spellStart"/>
-      <w:r>
-        <w:t>McConney</w:t>
-      </w:r>
-      <w:proofErr w:type="spellEnd"/>
-      <w:r>
-        <w:t xml:space="preserve">, P., Fanning, L., Mahon, R., &amp; Simmons, B. (2016). A first look at the science-policy interface for ocean governance in the Wider Caribbean Region. </w:t>
-      </w:r>
-      <w:r>
-        <w:rPr>
-          <w:i/>
-          <w:iCs/>
-        </w:rPr>
-        <w:t>Frontiers in Marine Science</w:t>
-      </w:r>
-      <w:r>
-        <w:t xml:space="preserve">, </w:t>
-      </w:r>
-      <w:r>
-        <w:rPr>
-          <w:i/>
-          <w:iCs/>
-        </w:rPr>
-        <w:t>2</w:t>
-      </w:r>
-      <w:r>
-        <w:t>. https://doi.org/10.3389/fmars.2015.00119</w:t>
-      </w:r>
-      <w:r>
-        <w:br/>
-      </w:r>
-      <w:r>
-        <w:br/>
-        <w:t xml:space="preserve">Messmer, T. A., </w:t>
-      </w:r>
-      <w:proofErr w:type="spellStart"/>
-      <w:r>
-        <w:t>Hasenyager</w:t>
-      </w:r>
-      <w:proofErr w:type="spellEnd"/>
-      <w:r>
-        <w:t xml:space="preserve">, R., </w:t>
-      </w:r>
-      <w:proofErr w:type="spellStart"/>
-      <w:r>
-        <w:t>Burruss</w:t>
-      </w:r>
-      <w:proofErr w:type="spellEnd"/>
-      <w:r>
-        <w:t xml:space="preserve">, J., &amp; Liguori, S. (2013). Stakeholder contemporary knowledge needs regarding the potential effects of tall structures on sage-grouse. </w:t>
-      </w:r>
-      <w:r>
-        <w:rPr>
-          <w:i/>
-          <w:iCs/>
-        </w:rPr>
-        <w:t>Human-Wildlife Interactions</w:t>
-      </w:r>
-      <w:r>
-        <w:t xml:space="preserve">, </w:t>
-      </w:r>
-      <w:r>
-        <w:rPr>
-          <w:i/>
-          <w:iCs/>
-        </w:rPr>
-        <w:t>7</w:t>
-      </w:r>
-      <w:r>
-        <w:t>(2), 273–298.</w:t>
-      </w:r>
-      <w:r>
-        <w:br/>
-      </w:r>
-      <w:r>
-        <w:br/>
-        <w:t xml:space="preserve">Murray, G., Randall, C., &amp; Rollins, R. (2020). Informing Protected Area Decision Making through Academic-Practitioner Collaborations. </w:t>
-      </w:r>
-      <w:r>
-        <w:rPr>
-          <w:i/>
-          <w:iCs/>
-        </w:rPr>
-        <w:t>The Land</w:t>
-      </w:r>
-      <w:r>
-        <w:t xml:space="preserve">, </w:t>
-      </w:r>
-      <w:r>
-        <w:rPr>
-          <w:i/>
-          <w:iCs/>
-        </w:rPr>
-        <w:t>9</w:t>
-      </w:r>
-      <w:r>
-        <w:t>(10). https://doi.org/10.3390/land9100375</w:t>
-      </w:r>
-      <w:r>
-        <w:br/>
-      </w:r>
-      <w:r>
-        <w:br/>
-      </w:r>
-      <w:proofErr w:type="spellStart"/>
-      <w:r>
-        <w:t>Neeff</w:t>
-      </w:r>
-      <w:proofErr w:type="spellEnd"/>
-      <w:r>
-        <w:t xml:space="preserve">, T., &amp; Piazza, M. (2020). How countries link forest monitoring into policy-making. </w:t>
-      </w:r>
-      <w:r>
-        <w:rPr>
-          <w:i/>
-          <w:iCs/>
-        </w:rPr>
-        <w:t>Forest Policy and Economics</w:t>
-      </w:r>
-      <w:r>
-        <w:t xml:space="preserve">, </w:t>
-      </w:r>
-      <w:r>
-        <w:rPr>
-          <w:i/>
-          <w:iCs/>
-        </w:rPr>
-        <w:t>118</w:t>
-      </w:r>
-      <w:r>
-        <w:t>. https://doi.org/10.1016/j.forpol.2020.102248</w:t>
-      </w:r>
-      <w:r>
-        <w:br/>
-      </w:r>
-      <w:r>
-        <w:br/>
-        <w:t xml:space="preserve">Ormerod, S. J., Barlow, N. D., Marshall, E. J. P., &amp; Kerby, G. (2002). The uptake of applied ecology. </w:t>
-      </w:r>
-      <w:r>
-        <w:rPr>
-          <w:i/>
-          <w:iCs/>
-        </w:rPr>
-        <w:t>The Journal of Applied Ecology</w:t>
-      </w:r>
-      <w:r>
-        <w:t xml:space="preserve">, </w:t>
-      </w:r>
-      <w:r>
-        <w:rPr>
-          <w:i/>
-          <w:iCs/>
-        </w:rPr>
-        <w:t>39</w:t>
-      </w:r>
-      <w:r>
-        <w:t>(1), 46204. https://doi.org/10.1046/j.0021-8901.2001.00705.x</w:t>
-      </w:r>
-      <w:r>
-        <w:br/>
-      </w:r>
-      <w:r>
-        <w:br/>
-      </w:r>
-      <w:r>
-        <w:lastRenderedPageBreak/>
-        <w:t xml:space="preserve">Pelletier, D. (2020). Assessing the Effectiveness of Coastal Marine Protected Area Management: Four Learned Lessons for Science Uptake and Upscaling. </w:t>
-      </w:r>
-      <w:r>
-        <w:rPr>
-          <w:i/>
-          <w:iCs/>
-        </w:rPr>
-        <w:t>Frontiers in Marine Science</w:t>
-      </w:r>
-      <w:r>
-        <w:t xml:space="preserve">, </w:t>
-      </w:r>
-      <w:r>
-        <w:rPr>
-          <w:i/>
-          <w:iCs/>
-        </w:rPr>
-        <w:t>7</w:t>
-      </w:r>
-      <w:r>
-        <w:t>. https://doi.org/10.3389/fmars.2020.545930</w:t>
-      </w:r>
-      <w:r>
-        <w:br/>
-      </w:r>
-      <w:r>
-        <w:br/>
-      </w:r>
-      <w:proofErr w:type="spellStart"/>
-      <w:r>
-        <w:t>Petheram</w:t>
-      </w:r>
-      <w:proofErr w:type="spellEnd"/>
-      <w:r>
-        <w:t xml:space="preserve">, L., Stacey, N., Campbell, B. M., &amp; High, C. (2012). Using visual products derived from community research to inform natural resource management policy. </w:t>
-      </w:r>
-      <w:r>
-        <w:rPr>
-          <w:i/>
-          <w:iCs/>
-        </w:rPr>
-        <w:t>Land Use Policy</w:t>
-      </w:r>
-      <w:r>
-        <w:t xml:space="preserve">, </w:t>
-      </w:r>
-      <w:r>
-        <w:rPr>
-          <w:i/>
-          <w:iCs/>
-        </w:rPr>
-        <w:t>29</w:t>
-      </w:r>
-      <w:r>
-        <w:t>(1), 46296. https://doi.org/10.1016/j.landusepol.2011.04.002</w:t>
-      </w:r>
-      <w:r>
-        <w:br/>
-      </w:r>
-      <w:r>
-        <w:br/>
-      </w:r>
-      <w:proofErr w:type="spellStart"/>
-      <w:r>
-        <w:t>Pfaeffle</w:t>
-      </w:r>
-      <w:proofErr w:type="spellEnd"/>
-      <w:r>
-        <w:t xml:space="preserve">, T., Moore, M. A., Cravens, A. E., McEvoy, J., &amp; Bamzai-Dodson, A. (2022). Murky waters: divergent ways scientists, practitioners, and landowners evaluate beaver mimicry. </w:t>
-      </w:r>
-      <w:r>
-        <w:rPr>
-          <w:i/>
-          <w:iCs/>
-        </w:rPr>
-        <w:t>ECOLOGY AND SOCIETY</w:t>
-      </w:r>
-      <w:r>
-        <w:t xml:space="preserve">, </w:t>
-      </w:r>
-      <w:r>
-        <w:rPr>
-          <w:i/>
-          <w:iCs/>
-        </w:rPr>
-        <w:t>27</w:t>
-      </w:r>
-      <w:r>
-        <w:t>(1). https://doi.org/10.5751/ES-13006-270141</w:t>
-      </w:r>
-      <w:r>
-        <w:br/>
-      </w:r>
-      <w:r>
-        <w:br/>
-      </w:r>
-      <w:proofErr w:type="spellStart"/>
-      <w:r>
-        <w:t>Polejack</w:t>
-      </w:r>
-      <w:proofErr w:type="spellEnd"/>
-      <w:r>
-        <w:t xml:space="preserve">, A., Ramírez-Monsalve, P., &amp; </w:t>
-      </w:r>
-      <w:proofErr w:type="spellStart"/>
-      <w:r>
-        <w:t>Wisz</w:t>
-      </w:r>
-      <w:proofErr w:type="spellEnd"/>
-      <w:r>
-        <w:t xml:space="preserve">, M. S. (2023). What does </w:t>
-      </w:r>
-      <w:proofErr w:type="gramStart"/>
-      <w:r>
-        <w:t>integrated</w:t>
-      </w:r>
-      <w:proofErr w:type="gramEnd"/>
-      <w:r>
-        <w:t xml:space="preserve"> ecosystem assessment mean to policy-makers and scientists working in the Atlantic? Implications for ocean science diplomacy. </w:t>
-      </w:r>
-      <w:r>
-        <w:rPr>
-          <w:i/>
-          <w:iCs/>
-        </w:rPr>
-        <w:t>Frontiers in Marine Science</w:t>
-      </w:r>
-      <w:r>
-        <w:t xml:space="preserve">, </w:t>
-      </w:r>
-      <w:r>
-        <w:rPr>
-          <w:i/>
-          <w:iCs/>
-        </w:rPr>
-        <w:t>10</w:t>
-      </w:r>
-      <w:r>
-        <w:t>. https://doi.org/10.3389/fmars.2023.1004740</w:t>
-      </w:r>
-      <w:r>
-        <w:br/>
-      </w:r>
-      <w:r>
-        <w:br/>
-        <w:t xml:space="preserve">Ramirez, L. F., &amp; Belcher, B. M. (2019). Stakeholder perceptions of scientific knowledge in policy processes: A Peruvian case-study of forestry policy development. </w:t>
-      </w:r>
-      <w:r>
-        <w:rPr>
-          <w:i/>
-          <w:iCs/>
-        </w:rPr>
-        <w:t>Science &amp; Public Policy</w:t>
-      </w:r>
-      <w:r>
-        <w:t xml:space="preserve">, </w:t>
-      </w:r>
-      <w:r>
-        <w:rPr>
-          <w:i/>
-          <w:iCs/>
-        </w:rPr>
-        <w:t>46</w:t>
-      </w:r>
-      <w:r>
-        <w:t>(4), 504–517. https://doi.org/10.1093/scipol/scz003</w:t>
-      </w:r>
-      <w:r>
-        <w:br/>
-      </w:r>
-      <w:r>
-        <w:br/>
-        <w:t xml:space="preserve">Rittenhouse, J., </w:t>
-      </w:r>
-      <w:proofErr w:type="spellStart"/>
-      <w:r>
-        <w:t>Leites</w:t>
-      </w:r>
-      <w:proofErr w:type="spellEnd"/>
-      <w:r>
-        <w:t xml:space="preserve">, L., </w:t>
-      </w:r>
-      <w:proofErr w:type="spellStart"/>
-      <w:r>
-        <w:t>Derham</w:t>
-      </w:r>
-      <w:proofErr w:type="spellEnd"/>
-      <w:r>
-        <w:t xml:space="preserve">, K., &amp; Miller, S. (2018). Insights on the use of decision-support tools to sustain forest ecosystems from a case study in Pennsylvania, USA. </w:t>
-      </w:r>
-      <w:r>
-        <w:rPr>
-          <w:i/>
-          <w:iCs/>
-        </w:rPr>
-        <w:t>Journal of Forestry</w:t>
-      </w:r>
-      <w:r>
-        <w:t xml:space="preserve">, </w:t>
-      </w:r>
-      <w:r>
-        <w:rPr>
-          <w:i/>
-          <w:iCs/>
-        </w:rPr>
-        <w:t>116</w:t>
-      </w:r>
-      <w:r>
-        <w:t>(4), 391–395. https://doi.org/10.1093/jofore/fvy016</w:t>
-      </w:r>
-      <w:r>
-        <w:br/>
-      </w:r>
-      <w:r>
-        <w:br/>
-      </w:r>
-      <w:proofErr w:type="spellStart"/>
-      <w:r>
-        <w:t>Siggery</w:t>
-      </w:r>
-      <w:proofErr w:type="spellEnd"/>
-      <w:r>
-        <w:t xml:space="preserve">, B., </w:t>
-      </w:r>
-      <w:proofErr w:type="spellStart"/>
-      <w:r>
-        <w:t>Bennion</w:t>
-      </w:r>
-      <w:proofErr w:type="spellEnd"/>
-      <w:r>
-        <w:t xml:space="preserve">, H., Morse, S., Murphy, R., &amp; Waite, M. (2023). Practitioner perspectives on the application of palaeoecology in nature conservation. </w:t>
-      </w:r>
-      <w:r>
-        <w:rPr>
-          <w:i/>
-          <w:iCs/>
-        </w:rPr>
-        <w:t>Frontiers in Ecology and Evolution</w:t>
-      </w:r>
-      <w:r>
-        <w:t xml:space="preserve">, </w:t>
-      </w:r>
-      <w:r>
-        <w:rPr>
-          <w:i/>
-          <w:iCs/>
-        </w:rPr>
-        <w:t>11</w:t>
-      </w:r>
-      <w:r>
-        <w:t>. https://doi.org/10.3389/fevo.2023.1304510</w:t>
-      </w:r>
-      <w:r>
-        <w:br/>
-      </w:r>
-      <w:r>
-        <w:br/>
-        <w:t xml:space="preserve">Stevens, M., &amp; Norris, D. R. (2022). A mixed methodology for evaluating use of evidence in conservation planning. </w:t>
-      </w:r>
-      <w:r>
-        <w:rPr>
-          <w:i/>
-          <w:iCs/>
-        </w:rPr>
-        <w:t>Conservation Biology</w:t>
-      </w:r>
-      <w:r>
-        <w:t xml:space="preserve">, </w:t>
-      </w:r>
-      <w:r>
-        <w:rPr>
-          <w:i/>
-          <w:iCs/>
-        </w:rPr>
-        <w:t>36</w:t>
-      </w:r>
-      <w:r>
-        <w:t>(4). https://doi.org/10.1111/cobi.13876</w:t>
-      </w:r>
-      <w:r>
-        <w:br/>
-      </w:r>
-      <w:r>
-        <w:br/>
-        <w:t xml:space="preserve">Tambe, S., Rawat, G. S., Bhutia, N. T., Sherpa, P. N., </w:t>
-      </w:r>
-      <w:proofErr w:type="spellStart"/>
-      <w:r>
-        <w:t>Dhakal</w:t>
-      </w:r>
-      <w:proofErr w:type="spellEnd"/>
-      <w:r>
-        <w:t xml:space="preserve">, S., Pradhan, S., Kulkarni, H., &amp; </w:t>
-      </w:r>
-      <w:proofErr w:type="spellStart"/>
-      <w:r>
-        <w:t>Arrawatia</w:t>
-      </w:r>
-      <w:proofErr w:type="spellEnd"/>
-      <w:r>
-        <w:t xml:space="preserve">, M. L. (2020). Building sustainability in the Eastern Himalaya: linking evidence to action. </w:t>
-      </w:r>
-      <w:r>
-        <w:rPr>
-          <w:i/>
-          <w:iCs/>
-          <w:lang w:val="es-ES"/>
-        </w:rPr>
-        <w:t>Environment Development and Sustainability</w:t>
-      </w:r>
-      <w:r>
-        <w:rPr>
-          <w:lang w:val="es-ES"/>
-        </w:rPr>
-        <w:t xml:space="preserve">, </w:t>
-      </w:r>
-      <w:r>
-        <w:rPr>
-          <w:i/>
-          <w:iCs/>
-          <w:lang w:val="es-ES"/>
-        </w:rPr>
-        <w:t>22</w:t>
-      </w:r>
-      <w:r>
-        <w:rPr>
-          <w:lang w:val="es-ES"/>
-        </w:rPr>
-        <w:t>(6), 5887–5903. https://doi.org/10.1007/s10668-019-00456-8</w:t>
-      </w:r>
-      <w:r>
-        <w:rPr>
-          <w:lang w:val="es-ES"/>
-        </w:rPr>
-        <w:br/>
-      </w:r>
-      <w:r>
-        <w:rPr>
-          <w:lang w:val="es-ES"/>
-        </w:rPr>
-        <w:br/>
-        <w:t xml:space="preserve">Valdez, J. W., Pereira, H. M., Morejón, G. F., Acosta-Muñoz, C., Bonet Garcia, F. J., Castro Vergara, L., Claros, X. R., Gill, M. J., Josse, C., Lafuente-Cartagena, I., Langstroth, R., Sheppard, S. N., Orihuela, G., Prieto-Albuja, F. J., Quillahuaman, N., Terán, M. F., Zambrana-Torrelio, C. M., Navarro, L. M., &amp; Fernandez, M. (2023). </w:t>
-      </w:r>
-      <w:r>
-        <w:t xml:space="preserve">Tailoring evidence into action: Using a co-design approach for biodiversity information in the Tropical Andes. </w:t>
-      </w:r>
-      <w:r>
-        <w:rPr>
-          <w:i/>
-          <w:iCs/>
-        </w:rPr>
-        <w:t>Conservation Science and Practice</w:t>
-      </w:r>
-      <w:r>
-        <w:t xml:space="preserve">, </w:t>
-      </w:r>
-      <w:r>
-        <w:rPr>
-          <w:i/>
-          <w:iCs/>
-        </w:rPr>
-        <w:t>5</w:t>
-      </w:r>
-      <w:r>
-        <w:t>(12). https://doi.org/10.1111/csp2.13035</w:t>
-      </w:r>
-      <w:r>
-        <w:br/>
-      </w:r>
-      <w:r>
-        <w:br/>
-        <w:t xml:space="preserve">Vimal, R., </w:t>
-      </w:r>
-      <w:proofErr w:type="spellStart"/>
-      <w:r>
-        <w:t>Gatiso</w:t>
-      </w:r>
-      <w:proofErr w:type="spellEnd"/>
-      <w:r>
-        <w:t xml:space="preserve">, T., &amp; </w:t>
-      </w:r>
-      <w:proofErr w:type="spellStart"/>
-      <w:r>
-        <w:t>Mathevet</w:t>
-      </w:r>
-      <w:proofErr w:type="spellEnd"/>
-      <w:r>
-        <w:t xml:space="preserve">, R. (2018). Monitoring in Tropical National Parks: The Power of Knowledge. </w:t>
-      </w:r>
-      <w:r>
-        <w:rPr>
-          <w:i/>
-          <w:iCs/>
-        </w:rPr>
-        <w:t>Conservation &amp; Society</w:t>
-      </w:r>
-      <w:r>
-        <w:t xml:space="preserve">, </w:t>
-      </w:r>
-      <w:r>
-        <w:rPr>
-          <w:i/>
-          <w:iCs/>
-        </w:rPr>
-        <w:t>16</w:t>
-      </w:r>
-      <w:r>
-        <w:t>(1), 76–90. https://doi.org/10.4103/cs.cs_17_12</w:t>
-      </w:r>
-      <w:r>
-        <w:br/>
-      </w:r>
-      <w:r>
-        <w:br/>
-      </w:r>
-      <w:r>
-        <w:lastRenderedPageBreak/>
-        <w:t xml:space="preserve">Young, K. D., &amp; Van </w:t>
-      </w:r>
-      <w:proofErr w:type="spellStart"/>
-      <w:r>
-        <w:t>Aarde</w:t>
-      </w:r>
-      <w:proofErr w:type="spellEnd"/>
-      <w:r>
-        <w:t xml:space="preserve">, R. J. (2011). Science and elephant management decisions in South Africa. </w:t>
-      </w:r>
-      <w:r>
-        <w:rPr>
-          <w:i/>
-          <w:iCs/>
-        </w:rPr>
-        <w:t>Biological Conservation</w:t>
-      </w:r>
-      <w:r>
-        <w:t xml:space="preserve">, </w:t>
-      </w:r>
-      <w:r>
-        <w:rPr>
-          <w:i/>
-          <w:iCs/>
-        </w:rPr>
-        <w:t>144</w:t>
-      </w:r>
-      <w:r>
-        <w:t>(2), 876–885. https://doi.org/10.1016/j.biocon.2010.11.023</w:t>
-      </w:r>
-      <w:r>
-        <w:br/>
-      </w:r>
-      <w:r>
-        <w:br/>
-      </w:r>
-      <w:proofErr w:type="spellStart"/>
-      <w:r>
-        <w:t>Zavaleta</w:t>
-      </w:r>
-      <w:proofErr w:type="spellEnd"/>
-      <w:r>
-        <w:t xml:space="preserve">, E., Miller, D. C., </w:t>
-      </w:r>
-      <w:proofErr w:type="spellStart"/>
-      <w:r>
-        <w:t>Salafsky</w:t>
-      </w:r>
-      <w:proofErr w:type="spellEnd"/>
-      <w:r>
-        <w:t xml:space="preserve">, N., Fleishman, E., Webster, M., Gold, B., Hulse, D., Rowen, M., Tabor, G., &amp; </w:t>
-      </w:r>
-      <w:proofErr w:type="spellStart"/>
-      <w:r>
-        <w:t>Vanderryn</w:t>
-      </w:r>
-      <w:proofErr w:type="spellEnd"/>
-      <w:r>
-        <w:t xml:space="preserve">, J. (2008). Enhancing the engagement of U.S. private foundations with conservation science. </w:t>
-      </w:r>
-      <w:r>
-        <w:rPr>
-          <w:i/>
-          <w:iCs/>
-        </w:rPr>
-        <w:t>Conservation Biology</w:t>
-      </w:r>
-      <w:r>
-        <w:t xml:space="preserve">, </w:t>
-      </w:r>
-      <w:r>
-        <w:rPr>
-          <w:i/>
-          <w:iCs/>
-        </w:rPr>
-        <w:t>22</w:t>
-      </w:r>
-      <w:r>
-        <w:t>(6), 1477–1484. https://doi.org/10.1111/j.1523-1739.2008.01046.x</w:t>
       </w:r>
     </w:p>
     <w:p/>
